--- a/日報/260922_報告總覽_夜間.docx
+++ b/日報/260922_報告總覽_夜間.docx
@@ -131,6 +131,16 @@
           <w:sz w:val="20"/>
         </w:rPr>
         <w:t>• ★ 收件匣｜研究報告＼收件匣＼ 本場次無新 PDF（0 個檔案）。</w:t>
+      </w:r>
+    </w:p>
+    <w:p>
+      <w:r>
+        <w:rPr>
+          <w:rFonts w:ascii="Microsoft JhengHei" w:hAnsi="Microsoft JhengHei" w:eastAsia="Microsoft JhengHei" w:cs="Microsoft JhengHei"/>
+          <w:b w:val="0"/>
+          <w:sz w:val="20"/>
+        </w:rPr>
+        <w:t>• ★ 最強五族群｜本場次採用首頁 DATA:SECTORS 之 09/22 收盤資料（電子零組件 +2.20%、光電 +1.18%、電機機械 +1.04%、水泥 +0.97%、其他電子 +0.94%）。該份資料由同時段另一排程寫入，本排程之 web_fetch 仍無法直接取得證交所 MI_INDEX 端點。</w:t>
       </w:r>
     </w:p>
     <w:p>
@@ -1422,7 +1432,7 @@
           <w:b/>
           <w:sz w:val="21"/>
         </w:rPr>
-        <w:t>★ 當日最強五族群（資料日期：09/21 收盤）</w:t>
+        <w:t>★ 當日最強五族群（資料日期：09/22 收盤）</w:t>
       </w:r>
     </w:p>
     <w:p>
@@ -1432,7 +1442,7 @@
           <w:b w:val="0"/>
           <w:sz w:val="19"/>
         </w:rPr>
-        <w:t>★ 說明：證交所 MI_INDEX 類股指數端點於本場次執行環境仍無法取得（連續第七場，web_fetch 來源白名單限制），09/22 收盤之完整 29 類股排序無法產生，故下表沿用 09/21 已驗證之資料，並如實標示資料日期，未偽標為 09/22。</w:t>
+        <w:t>★ 說明：本排程之 web_fetch 仍受來源白名單限制、無法直接取得證交所 MI_INDEX 類股指數（連續第七場）。惟同時段另一排程已成功寫入 09/22 收盤之類股資料至首頁 DATA:SECTORS，本表即採用該份 09/22 資料以與首頁一致。收盤指數欄位該份資料未帶入，仍標待回補。</w:t>
       </w:r>
     </w:p>
     <w:tbl>
@@ -1591,7 +1601,7 @@
                 <w:b w:val="0"/>
                 <w:sz w:val="18"/>
               </w:rPr>
-              <w:t>+3.27%</w:t>
+              <w:t>+2.20%</w:t>
             </w:r>
           </w:p>
         </w:tc>
@@ -1607,7 +1617,7 @@
                 <w:b w:val="0"/>
                 <w:sz w:val="18"/>
               </w:rPr>
-              <w:t>三集瑞-KY(6862) +9.92%｜詮欣(6205) +9.89%｜宏致(3605) +9.74%｜台達電(2308) +8.07%｜聯茂(6213) +7.33%</w:t>
+              <w:t>南電(8046) +9.91%｜欣興(3037) +9.80%｜嘉澤(3533) +9.75%｜定穎投控(3715) +8.44%｜揚博(2493) +6.28%</w:t>
             </w:r>
           </w:p>
         </w:tc>
@@ -1673,7 +1683,7 @@
                 <w:b w:val="0"/>
                 <w:sz w:val="18"/>
               </w:rPr>
-              <w:t>+1.80%</w:t>
+              <w:t>+1.18%</w:t>
             </w:r>
           </w:p>
         </w:tc>
@@ -1689,7 +1699,7 @@
                 <w:b w:val="0"/>
                 <w:sz w:val="18"/>
               </w:rPr>
-              <w:t>元晶(6443) +10.00%｜光鋐(4956) +9.98%｜國碩(2406) +9.95%｜GIS-KY(6456) +9.94%｜宏齊(6168) +9.91%</w:t>
+              <w:t>友達(2409) +9.90%｜台表科(6278) +9.77%｜牧德(3563) +7.73%｜冠西電(2466) +5.00%｜彩晶(6116) +4.39%</w:t>
             </w:r>
           </w:p>
         </w:tc>
@@ -1723,7 +1733,7 @@
                 <w:b w:val="0"/>
                 <w:sz w:val="18"/>
               </w:rPr>
-              <w:t>半導體</w:t>
+              <w:t>電機機械</w:t>
             </w:r>
           </w:p>
         </w:tc>
@@ -1755,7 +1765,7 @@
                 <w:b w:val="0"/>
                 <w:sz w:val="18"/>
               </w:rPr>
-              <w:t>+1.21%</w:t>
+              <w:t>+1.04%</w:t>
             </w:r>
           </w:p>
         </w:tc>
@@ -1771,7 +1781,7 @@
                 <w:b w:val="0"/>
                 <w:sz w:val="18"/>
               </w:rPr>
-              <w:t>華東(8110) +9.92%｜矽統(2363) +9.87%｜聯傑(3094) +9.86%｜達能(3686) +9.79%｜嘉雨思-創(6921) +9.75%</w:t>
+              <w:t>高力(8996) +9.97%｜大量(3167) +7.20%｜中砂(1560) +3.94%｜亞德客-KY(1590) +1.61%｜鑽全(1527) +0.77%</w:t>
             </w:r>
           </w:p>
         </w:tc>
@@ -1805,7 +1815,7 @@
                 <w:b w:val="0"/>
                 <w:sz w:val="18"/>
               </w:rPr>
-              <w:t>金融保險</w:t>
+              <w:t>水泥</w:t>
             </w:r>
           </w:p>
         </w:tc>
@@ -1837,7 +1847,7 @@
                 <w:b w:val="0"/>
                 <w:sz w:val="18"/>
               </w:rPr>
-              <w:t>+0.81%</w:t>
+              <w:t>+0.97%</w:t>
             </w:r>
           </w:p>
         </w:tc>
@@ -1853,7 +1863,7 @@
                 <w:b w:val="0"/>
                 <w:sz w:val="18"/>
               </w:rPr>
-              <w:t>統一證(2855) +7.50%｜凱基金(2883) +2.93%｜富邦金(2881) +2.66%｜中再保(2851) +2.45%｜群益證(6005) +2.38%</w:t>
+              <w:t>台泥(1101) +1.66%｜台泥乙特(1101B) +0.58%｜亞泥(1102) +0.57%｜信大(1109) -0.37%｜嘉泥(1103) -0.38%</w:t>
             </w:r>
           </w:p>
         </w:tc>
@@ -1919,7 +1929,7 @@
                 <w:b w:val="0"/>
                 <w:sz w:val="18"/>
               </w:rPr>
-              <w:t>+0.63%</w:t>
+              <w:t>+0.94%</w:t>
             </w:r>
           </w:p>
         </w:tc>
@@ -1935,7 +1945,7 @@
                 <w:b w:val="0"/>
                 <w:sz w:val="18"/>
               </w:rPr>
-              <w:t>貿聯-KY(3665) +4.07%｜致茂(2360) +3.71%｜美隆電(2477) +3.36%｜玖鼎電力(4588) +3.26%｜聚賢研發-創(7631) +2.54%</w:t>
+              <w:t>連宇(2482) +2.82%｜致茂(2360) +2.74%｜無敵(8201) +2.50%｜尖點(8021) +2.36%｜柏騰(3518) +1.90%</w:t>
             </w:r>
           </w:p>
         </w:tc>
